--- a/public/smart-police/forms/ภาพถ่ายประกอบคดี.docx
+++ b/public/smart-police/forms/ภาพถ่ายประกอบคดี.docx
@@ -2966,7 +2966,7 @@
                               <w:szCs w:val="24"/>
                               <w:cs/>
                             </w:rPr>
-                            <w:t>สอบสวน.</w:t>
+                            <w:t/>
                           </w:r>
                           <w:r>
                             <w:rPr>
@@ -2977,7 +2977,7 @@
                               <w:sz w:val="24"/>
                               <w:szCs w:val="24"/>
                             </w:rPr>
-                            <w:t>com</w:t>
+                            <w:t/>
                           </w:r>
                         </w:p>
                         <w:p>
@@ -4755,7 +4755,7 @@
                         <w:szCs w:val="24"/>
                         <w:cs/>
                       </w:rPr>
-                      <w:t>สอบสวน.</w:t>
+                      <w:t/>
                     </w:r>
                     <w:r>
                       <w:rPr>
@@ -4766,7 +4766,7 @@
                         <w:sz w:val="24"/>
                         <w:szCs w:val="24"/>
                       </w:rPr>
-                      <w:t>com</w:t>
+                      <w:t/>
                     </w:r>
                   </w:p>
                   <w:p>

--- a/public/smart-police/forms/ภาพถ่ายประกอบคดี.docx
+++ b/public/smart-police/forms/ภาพถ่ายประกอบคดี.docx
@@ -995,7 +995,7 @@
         <w:szCs w:val="32"/>
         <w:cs/>
       </w:rPr>
-      <w:t>(ส ๕๖ - ๒๕)</w:t>
+      <w:t/>
     </w:r>
   </w:p>
 </w:ftr>
